--- a/skills/bio-report-writing/assets/report-style-reference.docx
+++ b/skills/bio-report-writing/assets/report-style-reference.docx
@@ -33,21 +33,66 @@
     <w:tbl>
       <w:tblPr>
         <w:tblW w:type="auto" w:w="0"/>
+        <w:jc w:val="center"/>
+        <w:tblLayout w:type="autofit"/>
         <w:tblLook w:firstColumn="1" w:firstRow="1" w:lastColumn="0" w:lastRow="0" w:noHBand="0" w:noVBand="1" w:val="04A0"/>
       </w:tblPr>
       <w:tblGrid>
         <w:gridCol w:w="9638"/>
       </w:tblGrid>
       <w:tr>
+        <w:trPr>
+          <w:cantSplit/>
+        </w:trPr>
         <w:tc>
           <w:tcPr>
             <w:tcW w:type="dxa" w:w="9638"/>
+            <w:vAlign w:val="center"/>
+            <w:shd w:val="clear" w:fill="DDEBF7"/>
+            <w:tcBorders>
+              <w:top w:val="single" w:sz="8" w:space="0" w:color="5B9BD5"/>
+              <w:left w:val="single" w:sz="8" w:space="0" w:color="5B9BD5"/>
+              <w:bottom w:val="single" w:sz="8" w:space="0" w:color="5B9BD5"/>
+              <w:right w:val="single" w:sz="8" w:space="0" w:color="5B9BD5"/>
+            </w:tcBorders>
+            <w:tcMar>
+              <w:top w:w="120" w:type="dxa"/>
+              <w:left w:w="120" w:type="dxa"/>
+              <w:bottom w:w="120" w:type="dxa"/>
+              <w:right w:w="120" w:type="dxa"/>
+            </w:tcMar>
           </w:tcPr>
           <w:p>
-            <w:pPr/>
+            <w:pPr>
+              <w:keepLines/>
+              <w:pBdr>
+                <w:top w:val="single" w:sz="8" w:space="6" w:color="5B9BD5"/>
+                <w:left w:val="single" w:sz="8" w:space="6" w:color="5B9BD5"/>
+                <w:bottom w:val="single" w:sz="8" w:space="6" w:color="5B9BD5"/>
+                <w:right w:val="single" w:sz="8" w:space="6" w:color="5B9BD5"/>
+              </w:pBdr>
+              <w:shd w:val="clear" w:fill="DDEBF7"/>
+              <w:ind w:left="200" w:right="200"/>
+            </w:pPr>
             <w:r>
-              <w:t>Note｜说明：解释边界和比较方向应紧邻相关结果。</w:t>
+              <w:rPr>
+                <w:rFonts w:ascii="Times New Roman" w:hAnsi="Times New Roman" w:eastAsia="宋体"/>
+                <w:b/>
+                <w:color w:val="2F75B5"/>
+                <w:sz w:val="23"/>
+              </w:rPr>
+              <w:t>Note：</w:t>
             </w:r>
+            <w:bookmarkStart w:id="1" w:name="slot_note_direction"/>
+            <w:r>
+              <w:rPr>
+                <w:rFonts w:ascii="Times New Roman" w:hAnsi="Times New Roman" w:eastAsia="宋体"/>
+                <w:b w:val="0"/>
+                <w:sz w:val="23"/>
+              </w:rPr>
+              <w:t>[[NOTE:DIRECTION]]</w:t>
+            </w:r>
+            <w:bookmarkEnd w:id="1"/>
           </w:p>
         </w:tc>
       </w:tr>
@@ -57,7 +102,7 @@
         <w:pStyle w:val="Caption"/>
       </w:pPr>
       <w:r>
-        <w:t>Figure 1: 完整源图及其逐 panel 图注。</w:t>
+        <w:t>图 1. 完整源图及其逐 panel 图注。</w:t>
       </w:r>
     </w:p>
     <w:p>
@@ -72,6 +117,7 @@
       <w:tblPr>
         <w:tblStyle w:val="TableGrid"/>
         <w:tblW w:type="auto" w:w="0"/>
+        <w:tblLayout w:type="autofit"/>
         <w:tblLook w:firstColumn="1" w:firstRow="1" w:lastColumn="0" w:lastRow="0" w:noHBand="0" w:noVBand="1" w:val="04A0"/>
       </w:tblPr>
       <w:tblGrid>
@@ -80,12 +126,29 @@
         <w:gridCol w:w="3213"/>
       </w:tblGrid>
       <w:tr>
+        <w:trPr>
+          <w:cantSplit/>
+          <w:tblHeader/>
+        </w:trPr>
         <w:tc>
           <w:tcPr>
             <w:tcW w:type="dxa" w:w="3213"/>
+            <w:tcMar>
+              <w:top w:w="90" w:type="dxa"/>
+              <w:left w:w="90" w:type="dxa"/>
+              <w:bottom w:w="90" w:type="dxa"/>
+              <w:right w:w="90" w:type="dxa"/>
+            </w:tcMar>
+            <w:vAlign w:val="center"/>
           </w:tcPr>
           <w:p>
             <w:r>
+              <w:rPr>
+                <w:rFonts w:ascii="Times New Roman" w:hAnsi="Times New Roman" w:eastAsia="宋体"/>
+                <w:b/>
+                <w:color w:val="0F4761"/>
+                <w:sz w:val="21"/>
+              </w:rPr>
               <w:t>软件/资源</w:t>
             </w:r>
           </w:p>
@@ -93,9 +156,22 @@
         <w:tc>
           <w:tcPr>
             <w:tcW w:type="dxa" w:w="3213"/>
+            <w:tcMar>
+              <w:top w:w="90" w:type="dxa"/>
+              <w:left w:w="90" w:type="dxa"/>
+              <w:bottom w:w="90" w:type="dxa"/>
+              <w:right w:w="90" w:type="dxa"/>
+            </w:tcMar>
+            <w:vAlign w:val="center"/>
           </w:tcPr>
           <w:p>
             <w:r>
+              <w:rPr>
+                <w:rFonts w:ascii="Times New Roman" w:hAnsi="Times New Roman" w:eastAsia="宋体"/>
+                <w:b/>
+                <w:color w:val="0F4761"/>
+                <w:sz w:val="21"/>
+              </w:rPr>
               <w:t>版本</w:t>
             </w:r>
           </w:p>
@@ -103,10 +179,94 @@
         <w:tc>
           <w:tcPr>
             <w:tcW w:type="dxa" w:w="3213"/>
+            <w:tcMar>
+              <w:top w:w="90" w:type="dxa"/>
+              <w:left w:w="90" w:type="dxa"/>
+              <w:bottom w:w="90" w:type="dxa"/>
+              <w:right w:w="90" w:type="dxa"/>
+            </w:tcMar>
+            <w:vAlign w:val="center"/>
           </w:tcPr>
           <w:p>
             <w:r>
+              <w:rPr>
+                <w:rFonts w:ascii="Times New Roman" w:hAnsi="Times New Roman" w:eastAsia="宋体"/>
+                <w:b/>
+                <w:color w:val="0F4761"/>
+                <w:sz w:val="21"/>
+              </w:rPr>
               <w:t>用途</w:t>
+            </w:r>
+          </w:p>
+        </w:tc>
+      </w:tr>
+      <w:tr>
+        <w:trPr>
+          <w:cantSplit/>
+        </w:trPr>
+        <w:tc>
+          <w:tcPr>
+            <w:tcW w:type="dxa" w:w="3213"/>
+            <w:tcMar>
+              <w:top w:w="90" w:type="dxa"/>
+              <w:left w:w="90" w:type="dxa"/>
+              <w:bottom w:w="90" w:type="dxa"/>
+              <w:right w:w="90" w:type="dxa"/>
+            </w:tcMar>
+            <w:vAlign w:val="center"/>
+          </w:tcPr>
+          <w:p>
+            <w:r>
+              <w:rPr>
+                <w:rFonts w:ascii="Times New Roman" w:hAnsi="Times New Roman" w:eastAsia="宋体"/>
+                <w:b w:val="0"/>
+                <w:sz w:val="21"/>
+              </w:rPr>
+              <w:t>[[VERSION.NAME]]</w:t>
+            </w:r>
+          </w:p>
+        </w:tc>
+        <w:tc>
+          <w:tcPr>
+            <w:tcW w:type="dxa" w:w="3213"/>
+            <w:tcMar>
+              <w:top w:w="90" w:type="dxa"/>
+              <w:left w:w="90" w:type="dxa"/>
+              <w:bottom w:w="90" w:type="dxa"/>
+              <w:right w:w="90" w:type="dxa"/>
+            </w:tcMar>
+            <w:vAlign w:val="center"/>
+          </w:tcPr>
+          <w:p>
+            <w:r>
+              <w:rPr>
+                <w:rFonts w:ascii="Times New Roman" w:hAnsi="Times New Roman" w:eastAsia="宋体"/>
+                <w:b w:val="0"/>
+                <w:sz w:val="21"/>
+              </w:rPr>
+              <w:t>[[VERSION.VALUE]]</w:t>
+            </w:r>
+          </w:p>
+        </w:tc>
+        <w:tc>
+          <w:tcPr>
+            <w:tcW w:type="dxa" w:w="3213"/>
+            <w:tcMar>
+              <w:top w:w="90" w:type="dxa"/>
+              <w:left w:w="90" w:type="dxa"/>
+              <w:bottom w:w="90" w:type="dxa"/>
+              <w:right w:w="90" w:type="dxa"/>
+            </w:tcMar>
+            <w:vAlign w:val="center"/>
+          </w:tcPr>
+          <w:p>
+            <w:r>
+              <w:rPr>
+                <w:rFonts w:ascii="Times New Roman" w:hAnsi="Times New Roman" w:eastAsia="宋体"/>
+                <w:b w:val="0"/>
+                <w:sz w:val="21"/>
+              </w:rPr>
+              <w:t>[[VERSION.PURPOSE]]</w:t>
             </w:r>
           </w:p>
         </w:tc>

--- a/skills/bio-report-writing/assets/report-style-reference.docx
+++ b/skills/bio-report-writing/assets/report-style-reference.docx
@@ -34,8 +34,16 @@
       <w:tblPr>
         <w:tblW w:type="auto" w:w="0"/>
         <w:jc w:val="center"/>
-        <w:tblLayout w:type="autofit"/>
+        <w:tblLayout w:type="fixed"/>
         <w:tblLook w:firstColumn="1" w:firstRow="1" w:lastColumn="0" w:lastRow="0" w:noHBand="0" w:noVBand="1" w:val="04A0"/>
+        <w:tblBorders>
+          <w:top w:val="single" w:sz="8" w:space="0" w:color="5B9BD5"/>
+          <w:left w:val="single" w:sz="16" w:space="0" w:color="5B9BD5"/>
+          <w:bottom w:val="single" w:sz="8" w:space="0" w:color="5B9BD5"/>
+          <w:right w:val="single" w:sz="8" w:space="0" w:color="5B9BD5"/>
+          <w:insideH w:val="nil"/>
+          <w:insideV w:val="nil"/>
+        </w:tblBorders>
       </w:tblPr>
       <w:tblGrid>
         <w:gridCol w:w="9638"/>
@@ -51,7 +59,7 @@
             <w:shd w:val="clear" w:fill="DDEBF7"/>
             <w:tcBorders>
               <w:top w:val="single" w:sz="8" w:space="0" w:color="5B9BD5"/>
-              <w:left w:val="single" w:sz="8" w:space="0" w:color="5B9BD5"/>
+              <w:left w:val="single" w:sz="16" w:space="0" w:color="5B9BD5"/>
               <w:bottom w:val="single" w:sz="8" w:space="0" w:color="5B9BD5"/>
               <w:right w:val="single" w:sz="8" w:space="0" w:color="5B9BD5"/>
             </w:tcBorders>
@@ -63,33 +71,42 @@
             </w:tcMar>
           </w:tcPr>
           <w:p>
-            <w:pPr>
-              <w:keepLines/>
-              <w:pBdr>
-                <w:top w:val="single" w:sz="8" w:space="6" w:color="5B9BD5"/>
-                <w:left w:val="single" w:sz="8" w:space="6" w:color="5B9BD5"/>
-                <w:bottom w:val="single" w:sz="8" w:space="6" w:color="5B9BD5"/>
-                <w:right w:val="single" w:sz="8" w:space="6" w:color="5B9BD5"/>
-              </w:pBdr>
-              <w:shd w:val="clear" w:fill="DDEBF7"/>
-              <w:ind w:left="200" w:right="200"/>
-            </w:pPr>
             <w:r>
               <w:rPr>
                 <w:rFonts w:ascii="Times New Roman" w:hAnsi="Times New Roman" w:eastAsia="宋体"/>
                 <w:b/>
                 <w:color w:val="2F75B5"/>
-                <w:sz w:val="23"/>
               </w:rPr>
               <w:t>Note：</w:t>
             </w:r>
+          </w:p>
+        </w:tc>
+      </w:tr>
+      <w:tr>
+        <w:trPr>
+          <w:cantSplit/>
+        </w:trPr>
+        <w:tc>
+          <w:tcPr>
+            <w:tcW w:type="dxa" w:w="9638"/>
+            <w:vAlign w:val="center"/>
+            <w:shd w:val="clear" w:fill="DDEBF7"/>
+            <w:tcBorders>
+              <w:top w:val="single" w:sz="8" w:space="0" w:color="5B9BD5"/>
+              <w:left w:val="single" w:sz="16" w:space="0" w:color="5B9BD5"/>
+              <w:bottom w:val="single" w:sz="8" w:space="0" w:color="5B9BD5"/>
+              <w:right w:val="single" w:sz="8" w:space="0" w:color="5B9BD5"/>
+            </w:tcBorders>
+            <w:tcMar>
+              <w:top w:w="120" w:type="dxa"/>
+              <w:left w:w="120" w:type="dxa"/>
+              <w:bottom w:w="120" w:type="dxa"/>
+              <w:right w:w="120" w:type="dxa"/>
+            </w:tcMar>
+          </w:tcPr>
+          <w:p>
             <w:bookmarkStart w:id="1" w:name="slot_note_direction"/>
             <w:r>
-              <w:rPr>
-                <w:rFonts w:ascii="Times New Roman" w:hAnsi="Times New Roman" w:eastAsia="宋体"/>
-                <w:b w:val="0"/>
-                <w:sz w:val="23"/>
-              </w:rPr>
               <w:t>[[NOTE:DIRECTION]]</w:t>
             </w:r>
             <w:bookmarkEnd w:id="1"/>
@@ -1444,9 +1461,10 @@
     </w:pPr>
     <w:rPr>
       <w:rFonts w:ascii="Times New Roman" w:hAnsi="Times New Roman" w:eastAsia="宋体"/>
-      <w:b/>
+      <w:b w:val="0"/>
       <w:bCs/>
-      <w:color w:val="2F75B5"/>
+      <w:i/>
+      <w:color w:val="4F81BD" w:themeColor="accent1"/>
       <w:sz w:val="19"/>
       <w:szCs w:val="18"/>
     </w:rPr>
